--- a/gestion_cobranza/20260428_req18198_Firma de acuerdos por pronto pago deuda TFU/doc/EspecificacionesAcuerdoManual_v2.docx
+++ b/gestion_cobranza/20260428_req18198_Firma de acuerdos por pronto pago deuda TFU/doc/EspecificacionesAcuerdoManual_v2.docx
@@ -1,6 +1,6 @@
 
 <file path=word/document.xml><?xml version="1.0" encoding="utf-8"?>
-<w:document xmlns:wpc="http://schemas.microsoft.com/office/word/2010/wordprocessingCanvas" xmlns:cx="http://schemas.microsoft.com/office/drawing/2014/chartex" xmlns:cx1="http://schemas.microsoft.com/office/drawing/2015/9/8/chartex" xmlns:cx2="http://schemas.microsoft.com/office/drawing/2015/10/21/chartex" xmlns:cx3="http://schemas.microsoft.com/office/drawing/2016/5/9/chartex" xmlns:cx4="http://schemas.microsoft.com/office/drawing/2016/5/10/chartex" xmlns:cx5="http://schemas.microsoft.com/office/drawing/2016/5/11/chartex" xmlns:cx6="http://schemas.microsoft.com/office/drawing/2016/5/12/chartex" xmlns:cx7="http://schemas.microsoft.com/office/drawing/2016/5/13/chartex" xmlns:cx8="http://schemas.microsoft.com/office/drawing/2016/5/14/chartex" xmlns:mc="http://schemas.openxmlformats.org/markup-compatibility/2006" xmlns:aink="http://schemas.microsoft.com/office/drawing/2016/ink" xmlns:am3d="http://schemas.microsoft.com/office/drawing/2017/model3d" xmlns:o="urn:schemas-microsoft-com:office:office" xmlns:r="http://schemas.openxmlformats.org/officeDocument/2006/relationships" xmlns:m="http://schemas.openxmlformats.org/officeDocument/2006/math" xmlns:v="urn:schemas-microsoft-com:vml" xmlns:wp14="http://schemas.microsoft.com/office/word/2010/wordprocessingDrawing" xmlns:wp="http://schemas.openxmlformats.org/drawingml/2006/wordprocessingDrawing" xmlns:w10="urn:schemas-microsoft-com:office:word" xmlns:w="http://schemas.openxmlformats.org/wordprocessingml/2006/main" xmlns:w14="http://schemas.microsoft.com/office/word/2010/wordml" xmlns:w15="http://schemas.microsoft.com/office/word/2012/wordml" xmlns:w16cid="http://schemas.microsoft.com/office/word/2016/wordml/cid" xmlns:w16se="http://schemas.microsoft.com/office/word/2015/wordml/symex" xmlns:wpg="http://schemas.microsoft.com/office/word/2010/wordprocessingGroup" xmlns:wpi="http://schemas.microsoft.com/office/word/2010/wordprocessingInk" xmlns:wne="http://schemas.microsoft.com/office/word/2006/wordml" xmlns:wps="http://schemas.microsoft.com/office/word/2010/wordprocessingShape" mc:Ignorable="w14 w15 w16se w16cid wp14">
+<w:document xmlns:wpc="http://schemas.microsoft.com/office/word/2010/wordprocessingCanvas" xmlns:cx="http://schemas.microsoft.com/office/drawing/2014/chartex" xmlns:mc="http://schemas.openxmlformats.org/markup-compatibility/2006" xmlns:o="urn:schemas-microsoft-com:office:office" xmlns:r="http://schemas.openxmlformats.org/officeDocument/2006/relationships" xmlns:m="http://schemas.openxmlformats.org/officeDocument/2006/math" xmlns:v="urn:schemas-microsoft-com:vml" xmlns:wp14="http://schemas.microsoft.com/office/word/2010/wordprocessingDrawing" xmlns:wp="http://schemas.openxmlformats.org/drawingml/2006/wordprocessingDrawing" xmlns:w10="urn:schemas-microsoft-com:office:word" xmlns:w="http://schemas.openxmlformats.org/wordprocessingml/2006/main" xmlns:w14="http://schemas.microsoft.com/office/word/2010/wordml" xmlns:w15="http://schemas.microsoft.com/office/word/2012/wordml" xmlns:w16se="http://schemas.microsoft.com/office/word/2015/wordml/symex" xmlns:wpg="http://schemas.microsoft.com/office/word/2010/wordprocessingGroup" xmlns:wpi="http://schemas.microsoft.com/office/word/2010/wordprocessingInk" xmlns:wne="http://schemas.microsoft.com/office/word/2006/wordml" xmlns:wps="http://schemas.microsoft.com/office/word/2010/wordprocessingShape" mc:Ignorable="w14 w15 w16se wp14">
   <w:body>
     <w:p>
       <w:pPr>
@@ -1241,7 +1241,6 @@
         <w:spacing w:after="0" w:line="240" w:lineRule="auto"/>
         <w:ind w:left="708"/>
       </w:pPr>
-      <w:bookmarkStart w:id="0" w:name="_GoBack"/>
       <w:r>
         <w:t xml:space="preserve">--Obtiene </w:t>
       </w:r>
@@ -1372,7 +1371,6 @@
       </w:r>
       <w:proofErr w:type="spellEnd"/>
     </w:p>
-    <w:bookmarkEnd w:id="0"/>
     <w:p>
       <w:pPr>
         <w:spacing w:after="0" w:line="240" w:lineRule="auto"/>
@@ -1589,15 +1587,7 @@
       </w:r>
       <w:r>
         <w:tab/>
-        <w:t>-</w:t>
-      </w:r>
-      <w:proofErr w:type="spellStart"/>
-      <w:r>
-        <w:t>Numero</w:t>
-      </w:r>
-      <w:proofErr w:type="spellEnd"/>
-      <w:r>
-        <w:t xml:space="preserve"> Cuenta</w:t>
+        <w:t>-Numero Cuenta</w:t>
       </w:r>
     </w:p>
     <w:p>
@@ -1643,27 +1633,11 @@
           <w:b/>
           <w:u w:val="single"/>
         </w:rPr>
-        <w:t xml:space="preserve"> cuando exista una oferta sin firma</w:t>
-      </w:r>
-      <w:proofErr w:type="gramStart"/>
+        <w:t xml:space="preserve"> cuando exista una oferta sin firma. Si tiene oferta firmada, debe marcar el que corresponda al acuerdo</w:t>
+      </w:r>
       <w:r>
         <w:rPr>
           <w:b/>
-          <w:u w:val="single"/>
-        </w:rPr>
-        <w:t xml:space="preserve">. </w:t>
-      </w:r>
-      <w:proofErr w:type="gramEnd"/>
-      <w:r>
-        <w:rPr>
-          <w:b/>
-          <w:u w:val="single"/>
-        </w:rPr>
-        <w:t>Si tiene oferta firmada, debe marcar el que corresponda al acuerdo</w:t>
-      </w:r>
-      <w:r>
-        <w:rPr>
-          <w:b/>
         </w:rPr>
         <w:t>)</w:t>
       </w:r>
@@ -1841,6 +1815,7 @@
       <w:r>
         <w:rPr>
           <w:noProof/>
+          <w:lang w:eastAsia="es-CL"/>
         </w:rPr>
         <w:drawing>
           <wp:inline distT="0" distB="0" distL="0" distR="0" wp14:anchorId="2E74928A" wp14:editId="6BCEC77D">
@@ -1942,8 +1917,14 @@
           <w:numId w:val="3"/>
         </w:numPr>
         <w:spacing w:after="0" w:line="240" w:lineRule="auto"/>
-      </w:pPr>
-      <w:r>
+        <w:rPr>
+          <w:highlight w:val="green"/>
+        </w:rPr>
+      </w:pPr>
+      <w:r>
+        <w:rPr>
+          <w:highlight w:val="green"/>
+        </w:rPr>
         <w:t>Valida que exista al menos un archivo adjunto</w:t>
       </w:r>
     </w:p>
@@ -1955,8 +1936,14 @@
           <w:numId w:val="3"/>
         </w:numPr>
         <w:spacing w:after="0" w:line="240" w:lineRule="auto"/>
-      </w:pPr>
-      <w:r>
+        <w:rPr>
+          <w:highlight w:val="green"/>
+        </w:rPr>
+      </w:pPr>
+      <w:r>
+        <w:rPr>
+          <w:highlight w:val="green"/>
+        </w:rPr>
         <w:lastRenderedPageBreak/>
         <w:t>Validar que seleccione una “Forma de Pago”</w:t>
       </w:r>
@@ -1969,26 +1956,45 @@
           <w:numId w:val="3"/>
         </w:numPr>
         <w:spacing w:after="0" w:line="240" w:lineRule="auto"/>
-      </w:pPr>
-      <w:r>
+        <w:rPr>
+          <w:highlight w:val="green"/>
+        </w:rPr>
+      </w:pPr>
+      <w:r>
+        <w:rPr>
+          <w:highlight w:val="green"/>
+        </w:rPr>
         <w:t xml:space="preserve">Validar que no </w:t>
       </w:r>
       <w:r>
+        <w:rPr>
+          <w:highlight w:val="green"/>
+        </w:rPr>
         <w:t>pued</w:t>
       </w:r>
       <w:r>
+        <w:rPr>
+          <w:highlight w:val="green"/>
+        </w:rPr>
         <w:t>a</w:t>
       </w:r>
       <w:r>
+        <w:rPr>
+          <w:highlight w:val="green"/>
+        </w:rPr>
         <w:t xml:space="preserve"> elegir forma de pago </w:t>
       </w:r>
       <w:r>
         <w:rPr>
           <w:b/>
+          <w:highlight w:val="green"/>
         </w:rPr>
         <w:t>transferencia</w:t>
       </w:r>
       <w:r>
+        <w:rPr>
+          <w:highlight w:val="green"/>
+        </w:rPr>
         <w:t xml:space="preserve"> si no tiene datos de cuenta bancaria</w:t>
       </w:r>
     </w:p>
@@ -2228,16 +2234,7 @@
           <w:sz w:val="18"/>
           <w:szCs w:val="18"/>
         </w:rPr>
-        <w:t>)</w:t>
-      </w:r>
-      <w:r>
-        <w:rPr>
-          <w:rFonts w:ascii="Cascadia Mono" w:hAnsi="Cascadia Mono"/>
-          <w:color w:val="808080"/>
-          <w:sz w:val="18"/>
-          <w:szCs w:val="18"/>
-        </w:rPr>
-        <w:t xml:space="preserve"> = &lt;</w:t>
+        <w:t>) = &lt;</w:t>
       </w:r>
       <w:proofErr w:type="spellStart"/>
       <w:r>
@@ -2257,16 +2254,7 @@
           <w:sz w:val="18"/>
           <w:szCs w:val="18"/>
         </w:rPr>
-        <w:t xml:space="preserve"> de la ventana&gt;</w:t>
-      </w:r>
-      <w:r>
-        <w:rPr>
-          <w:rFonts w:ascii="Cascadia Mono" w:hAnsi="Cascadia Mono"/>
-          <w:color w:val="808080"/>
-          <w:sz w:val="18"/>
-          <w:szCs w:val="18"/>
-        </w:rPr>
-        <w:t>,</w:t>
+        <w:t xml:space="preserve"> de la ventana&gt;,</w:t>
       </w:r>
     </w:p>
     <w:p>
@@ -2509,25 +2497,7 @@
           <w:sz w:val="18"/>
           <w:szCs w:val="18"/>
         </w:rPr>
-        <w:t>'</w:t>
-      </w:r>
-      <w:r>
-        <w:rPr>
-          <w:rFonts w:ascii="Cascadia Mono" w:hAnsi="Cascadia Mono"/>
-          <w:color w:val="FF0000"/>
-          <w:sz w:val="18"/>
-          <w:szCs w:val="18"/>
-        </w:rPr>
-        <w:t>M</w:t>
-      </w:r>
-      <w:r>
-        <w:rPr>
-          <w:rFonts w:ascii="Cascadia Mono" w:hAnsi="Cascadia Mono"/>
-          <w:color w:val="FF0000"/>
-          <w:sz w:val="18"/>
-          <w:szCs w:val="18"/>
-        </w:rPr>
-        <w:t>'</w:t>
+        <w:t>'M'</w:t>
       </w:r>
     </w:p>
     <w:p>
@@ -3194,16 +3164,7 @@
           <w:sz w:val="18"/>
           <w:szCs w:val="18"/>
         </w:rPr>
-        <w:t>)</w:t>
-      </w:r>
-      <w:r>
-        <w:rPr>
-          <w:rFonts w:ascii="Cascadia Mono" w:hAnsi="Cascadia Mono"/>
-          <w:color w:val="808080"/>
-          <w:sz w:val="18"/>
-          <w:szCs w:val="18"/>
-        </w:rPr>
-        <w:t xml:space="preserve"> = &lt;folio obtenido en el paso anterior @</w:t>
+        <w:t>) = &lt;folio obtenido en el paso anterior @</w:t>
       </w:r>
       <w:proofErr w:type="spellStart"/>
       <w:r>
@@ -3223,16 +3184,7 @@
           <w:sz w:val="18"/>
           <w:szCs w:val="18"/>
         </w:rPr>
-        <w:t>&gt;</w:t>
-      </w:r>
-      <w:r>
-        <w:rPr>
-          <w:rFonts w:ascii="Cascadia Mono" w:hAnsi="Cascadia Mono"/>
-          <w:color w:val="808080"/>
-          <w:sz w:val="18"/>
-          <w:szCs w:val="18"/>
-        </w:rPr>
-        <w:t>,</w:t>
+        <w:t>&gt;,</w:t>
       </w:r>
     </w:p>
     <w:p>
@@ -3294,61 +3246,7 @@
           <w:sz w:val="18"/>
           <w:szCs w:val="18"/>
         </w:rPr>
-        <w:t>)</w:t>
-      </w:r>
-      <w:r>
-        <w:rPr>
-          <w:rFonts w:ascii="Cascadia Mono" w:hAnsi="Cascadia Mono"/>
-          <w:color w:val="808080"/>
-          <w:sz w:val="18"/>
-          <w:szCs w:val="18"/>
-        </w:rPr>
-        <w:t xml:space="preserve"> = </w:t>
-      </w:r>
-      <w:r>
-        <w:rPr>
-          <w:rFonts w:ascii="Cascadia Mono" w:hAnsi="Cascadia Mono"/>
-          <w:color w:val="808080"/>
-          <w:sz w:val="18"/>
-          <w:szCs w:val="18"/>
-        </w:rPr>
-        <w:t>&lt;</w:t>
-      </w:r>
-      <w:r>
-        <w:rPr>
-          <w:rFonts w:ascii="Cascadia Mono" w:hAnsi="Cascadia Mono"/>
-          <w:color w:val="808080"/>
-          <w:sz w:val="18"/>
-          <w:szCs w:val="18"/>
-        </w:rPr>
-        <w:t>pin</w:t>
-      </w:r>
-      <w:r>
-        <w:rPr>
-          <w:rFonts w:ascii="Cascadia Mono" w:hAnsi="Cascadia Mono"/>
-          <w:color w:val="808080"/>
-          <w:sz w:val="18"/>
-          <w:szCs w:val="18"/>
-        </w:rPr>
-        <w:t xml:space="preserve"> obtenido en el paso anterior</w:t>
-      </w:r>
-      <w:r>
-        <w:rPr>
-          <w:rFonts w:ascii="Cascadia Mono" w:hAnsi="Cascadia Mono"/>
-          <w:color w:val="808080"/>
-          <w:sz w:val="18"/>
-          <w:szCs w:val="18"/>
-        </w:rPr>
-        <w:t>&gt;</w:t>
-      </w:r>
-      <w:r>
-        <w:rPr>
-          <w:rFonts w:ascii="Cascadia Mono" w:hAnsi="Cascadia Mono"/>
-          <w:color w:val="808080"/>
-          <w:sz w:val="18"/>
-          <w:szCs w:val="18"/>
-        </w:rPr>
-        <w:t>,</w:t>
+        <w:t>) = &lt;pin obtenido en el paso anterior&gt;,</w:t>
       </w:r>
     </w:p>
     <w:p>
@@ -3697,10 +3595,7 @@
       </w:r>
       <w:proofErr w:type="spellEnd"/>
       <w:r>
-        <w:t xml:space="preserve"> </w:t>
-      </w:r>
-      <w:r>
-        <w:t xml:space="preserve">es &lt; 0, desplegar el error que está en </w:t>
+        <w:t xml:space="preserve"> es &lt; 0, desplegar el error que está en </w:t>
       </w:r>
       <w:r>
         <w:rPr>
@@ -3911,8 +3806,19 @@
           <w:sz w:val="18"/>
           <w:szCs w:val="18"/>
         </w:rPr>
-        <w:t xml:space="preserve"> 153750998</w:t>
-      </w:r>
+        <w:t xml:space="preserve"> </w:t>
+      </w:r>
+      <w:bookmarkStart w:id="0" w:name="_GoBack"/>
+      <w:r>
+        <w:rPr>
+          <w:rFonts w:ascii="Cascadia Mono" w:hAnsi="Cascadia Mono" w:cs="Cascadia Mono"/>
+          <w:color w:val="000000"/>
+          <w:sz w:val="18"/>
+          <w:szCs w:val="18"/>
+        </w:rPr>
+        <w:t>153750998</w:t>
+      </w:r>
+      <w:bookmarkEnd w:id="0"/>
     </w:p>
     <w:p>
       <w:pPr>
@@ -4242,7 +4148,7 @@
 </file>
 
 <file path=word/numbering.xml><?xml version="1.0" encoding="utf-8"?>
-<w:numbering xmlns:wpc="http://schemas.microsoft.com/office/word/2010/wordprocessingCanvas" xmlns:cx="http://schemas.microsoft.com/office/drawing/2014/chartex" xmlns:cx1="http://schemas.microsoft.com/office/drawing/2015/9/8/chartex" xmlns:cx2="http://schemas.microsoft.com/office/drawing/2015/10/21/chartex" xmlns:cx3="http://schemas.microsoft.com/office/drawing/2016/5/9/chartex" xmlns:cx4="http://schemas.microsoft.com/office/drawing/2016/5/10/chartex" xmlns:cx5="http://schemas.microsoft.com/office/drawing/2016/5/11/chartex" xmlns:cx6="http://schemas.microsoft.com/office/drawing/2016/5/12/chartex" xmlns:cx7="http://schemas.microsoft.com/office/drawing/2016/5/13/chartex" xmlns:cx8="http://schemas.microsoft.com/office/drawing/2016/5/14/chartex" xmlns:mc="http://schemas.openxmlformats.org/markup-compatibility/2006" xmlns:aink="http://schemas.microsoft.com/office/drawing/2016/ink" xmlns:am3d="http://schemas.microsoft.com/office/drawing/2017/model3d" xmlns:o="urn:schemas-microsoft-com:office:office" xmlns:r="http://schemas.openxmlformats.org/officeDocument/2006/relationships" xmlns:m="http://schemas.openxmlformats.org/officeDocument/2006/math" xmlns:v="urn:schemas-microsoft-com:vml" xmlns:wp14="http://schemas.microsoft.com/office/word/2010/wordprocessingDrawing" xmlns:wp="http://schemas.openxmlformats.org/drawingml/2006/wordprocessingDrawing" xmlns:w10="urn:schemas-microsoft-com:office:word" xmlns:w="http://schemas.openxmlformats.org/wordprocessingml/2006/main" xmlns:w14="http://schemas.microsoft.com/office/word/2010/wordml" xmlns:w15="http://schemas.microsoft.com/office/word/2012/wordml" xmlns:w16cid="http://schemas.microsoft.com/office/word/2016/wordml/cid" xmlns:w16se="http://schemas.microsoft.com/office/word/2015/wordml/symex" xmlns:wpg="http://schemas.microsoft.com/office/word/2010/wordprocessingGroup" xmlns:wpi="http://schemas.microsoft.com/office/word/2010/wordprocessingInk" xmlns:wne="http://schemas.microsoft.com/office/word/2006/wordml" xmlns:wps="http://schemas.microsoft.com/office/word/2010/wordprocessingShape" mc:Ignorable="w14 w15 w16se w16cid wp14">
+<w:numbering xmlns:wpc="http://schemas.microsoft.com/office/word/2010/wordprocessingCanvas" xmlns:cx="http://schemas.microsoft.com/office/drawing/2014/chartex" xmlns:mc="http://schemas.openxmlformats.org/markup-compatibility/2006" xmlns:o="urn:schemas-microsoft-com:office:office" xmlns:r="http://schemas.openxmlformats.org/officeDocument/2006/relationships" xmlns:m="http://schemas.openxmlformats.org/officeDocument/2006/math" xmlns:v="urn:schemas-microsoft-com:vml" xmlns:wp14="http://schemas.microsoft.com/office/word/2010/wordprocessingDrawing" xmlns:wp="http://schemas.openxmlformats.org/drawingml/2006/wordprocessingDrawing" xmlns:w10="urn:schemas-microsoft-com:office:word" xmlns:w="http://schemas.openxmlformats.org/wordprocessingml/2006/main" xmlns:w14="http://schemas.microsoft.com/office/word/2010/wordml" xmlns:w15="http://schemas.microsoft.com/office/word/2012/wordml" xmlns:w16se="http://schemas.microsoft.com/office/word/2015/wordml/symex" xmlns:wpg="http://schemas.microsoft.com/office/word/2010/wordprocessingGroup" xmlns:wpi="http://schemas.microsoft.com/office/word/2010/wordprocessingInk" xmlns:wne="http://schemas.microsoft.com/office/word/2006/wordml" xmlns:wps="http://schemas.microsoft.com/office/word/2010/wordprocessingShape" mc:Ignorable="w14 w15 w16se wp14">
   <w:abstractNum w:abstractNumId="0" w15:restartNumberingAfterBreak="0">
     <w:nsid w:val="28A4463A"/>
     <w:multiLevelType w:val="hybridMultilevel"/>
@@ -4520,7 +4426,7 @@
 </file>
 
 <file path=word/styles.xml><?xml version="1.0" encoding="utf-8"?>
-<w:styles xmlns:mc="http://schemas.openxmlformats.org/markup-compatibility/2006" xmlns:r="http://schemas.openxmlformats.org/officeDocument/2006/relationships" xmlns:w="http://schemas.openxmlformats.org/wordprocessingml/2006/main" xmlns:w14="http://schemas.microsoft.com/office/word/2010/wordml" xmlns:w15="http://schemas.microsoft.com/office/word/2012/wordml" xmlns:w16cid="http://schemas.microsoft.com/office/word/2016/wordml/cid" xmlns:w16se="http://schemas.microsoft.com/office/word/2015/wordml/symex" mc:Ignorable="w14 w15 w16se w16cid">
+<w:styles xmlns:mc="http://schemas.openxmlformats.org/markup-compatibility/2006" xmlns:r="http://schemas.openxmlformats.org/officeDocument/2006/relationships" xmlns:w="http://schemas.openxmlformats.org/wordprocessingml/2006/main" xmlns:w14="http://schemas.microsoft.com/office/word/2010/wordml" xmlns:w15="http://schemas.microsoft.com/office/word/2012/wordml" xmlns:w16se="http://schemas.microsoft.com/office/word/2015/wordml/symex" mc:Ignorable="w14 w15 w16se">
   <w:docDefaults>
     <w:rPrDefault>
       <w:rPr>
@@ -4536,7 +4442,7 @@
       </w:pPr>
     </w:pPrDefault>
   </w:docDefaults>
-  <w:latentStyles w:defLockedState="0" w:defUIPriority="99" w:defSemiHidden="0" w:defUnhideWhenUsed="0" w:defQFormat="0" w:count="375">
+  <w:latentStyles w:defLockedState="0" w:defUIPriority="99" w:defSemiHidden="0" w:defUnhideWhenUsed="0" w:defQFormat="0" w:count="371">
     <w:lsdException w:name="Normal" w:uiPriority="0" w:qFormat="1"/>
     <w:lsdException w:name="heading 1" w:uiPriority="9" w:qFormat="1"/>
     <w:lsdException w:name="heading 2" w:semiHidden="1" w:uiPriority="9" w:unhideWhenUsed="1" w:qFormat="1"/>
@@ -4908,10 +4814,6 @@
     <w:lsdException w:name="List Table 5 Dark Accent 6" w:uiPriority="50"/>
     <w:lsdException w:name="List Table 6 Colorful Accent 6" w:uiPriority="51"/>
     <w:lsdException w:name="List Table 7 Colorful Accent 6" w:uiPriority="52"/>
-    <w:lsdException w:name="Mention" w:semiHidden="1" w:unhideWhenUsed="1"/>
-    <w:lsdException w:name="Smart Hyperlink" w:semiHidden="1" w:unhideWhenUsed="1"/>
-    <w:lsdException w:name="Hashtag" w:semiHidden="1" w:unhideWhenUsed="1"/>
-    <w:lsdException w:name="Unresolved Mention" w:semiHidden="1" w:unhideWhenUsed="1"/>
   </w:latentStyles>
   <w:style w:type="paragraph" w:default="1" w:styleId="Normal">
     <w:name w:val="Normal"/>
